--- a/zhs/docx/018.content.docx
+++ b/zhs/docx/018.content.docx
@@ -19,7 +19,7 @@
         <w:rPr>
           <w:lang w:val="zh_CN" w:bidi="zh_CN"/>
         </w:rPr>
-        <w:t>Resource: 关键词 (SRV)</w:t>
+        <w:t>Resource: Familiarization, Internalization, Articulation (Fia) Terms</w:t>
       </w:r>
       <w:r>
         <w:rPr>
@@ -39,42 +39,61 @@
           <w:b/>
           <w:lang w:val="zh_CN" w:bidi="zh_CN"/>
         </w:rPr>
-        <w:t>Familiarization, Internalization, Articulation (FIA) Key Terms</w:t>
-      </w:r>
-      <w:r>
-        <w:rPr>
-          <w:lang w:val="zh_CN" w:bidi="zh_CN"/>
-        </w:rPr>
-        <w:t xml:space="preserve"> © 2023 SRV Partners Released under CC BY-SA 4.0 license. </w:t>
-      </w:r>
-      <w:r>
-        <w:rPr>
-          <w:lang w:val="zh_CN" w:bidi="zh_CN"/>
-        </w:rPr>
-        <w:t>Familiarization, Internalization, Articulation (FIA) Key Terms</w:t>
-      </w:r>
-      <w:r>
-        <w:rPr>
-          <w:lang w:val="zh_CN" w:bidi="zh_CN"/>
-        </w:rPr>
-        <w:t xml:space="preserve"> has been adapted in the following languages Tok Pisin, عربي, Français, हिंदी, Bahasa Indonesia, Português, Русский, Español, Kiswahili, 简体中文 from </w:t>
-      </w:r>
-      <w:r>
-        <w:rPr>
-          <w:lang w:val="zh_CN" w:bidi="zh_CN"/>
-        </w:rPr>
-        <w:t>Familiarization, Internalization, Articulation (FIA)</w:t>
-      </w:r>
-      <w:r>
-        <w:rPr>
-          <w:lang w:val="zh_CN" w:bidi="zh_CN"/>
-        </w:rPr>
-        <w:t xml:space="preserve"> © 2023 SRV Partners. Released under CC BY-SA 4.0 license by Mission Mutual</w:t>
-      </w:r>
-      <w:r>
-        <w:rPr>
-          <w:lang w:val="zh_CN" w:bidi="zh_CN"/>
-        </w:rPr>
+        <w:t>Familiarization, Internalization, Articulation (Fia) Terms</w:t>
+      </w:r>
+      <w:r>
+        <w:rPr>
+          <w:lang w:val="zh_CN" w:bidi="zh_CN"/>
+        </w:rPr>
+        <w:t xml:space="preserve"> (Chinese (Simplified)) is based on: </w:t>
+      </w:r>
+      <w:r>
+        <w:rPr>
+          <w:lang w:val="zh_CN" w:bidi="zh_CN"/>
+        </w:rPr>
+        <w:t>Familiarization, Internalization, Articulation (Fia) Terms</w:t>
+      </w:r>
+      <w:r>
+        <w:rPr>
+          <w:lang w:val="zh_CN" w:bidi="zh_CN"/>
+        </w:rPr>
+        <w:t xml:space="preserve">, </w:t>
+      </w:r>
+      <w:hyperlink r:id="rId13">
+        <w:r>
+          <w:rPr>
+            <w:lang w:val="zh_CN" w:bidi="zh_CN"/>
+          </w:rPr>
+          <w:rPr>
+            <w:color w:val="0000EE"/>
+            <w:u w:val="single"/>
+          </w:rPr>
+          <w:t>SRV Partners</w:t>
+        </w:r>
+      </w:hyperlink>
+      <w:r>
+        <w:rPr>
+          <w:lang w:val="zh_CN" w:bidi="zh_CN"/>
+        </w:rPr>
+        <w:t xml:space="preserve">, 2023, which is licensed under a </w:t>
+      </w:r>
+      <w:hyperlink r:id="rId14">
+        <w:r>
+          <w:rPr>
+            <w:lang w:val="zh_CN" w:bidi="zh_CN"/>
+          </w:rPr>
+          <w:rPr>
+            <w:color w:val="0000EE"/>
+            <w:u w:val="single"/>
+          </w:rPr>
+          <w:t>CC BY-SA 4.0 license</w:t>
+        </w:r>
+      </w:hyperlink>
+      <w:r>
+        <w:rPr>
+          <w:lang w:val="zh_CN" w:bidi="zh_CN"/>
+        </w:rPr>
+        <w:t>.</w:t>
       </w:r>
       <w:r>
         <w:rPr>
@@ -83,6 +102,30 @@
       </w:r>
     </w:p>
     <w:p>
+      <w:pPr/>
+      <w:r>
+        <w:rPr>
+          <w:lang w:val="zh_CN" w:bidi="zh_CN"/>
+        </w:rPr>
+      </w:r>
+      <w:r>
+        <w:rPr>
+          <w:lang w:val="zh_CN" w:bidi="zh_CN"/>
+        </w:rPr>
+        <w:t>This PDF version is provided under the same license.</w:t>
+      </w:r>
+      <w:r>
+        <w:rPr>
+          <w:lang w:val="zh_CN" w:bidi="zh_CN"/>
+        </w:rPr>
+      </w:r>
+      <w:r>
+        <w:rPr>
+          <w:lang w:val="zh_CN" w:bidi="zh_CN"/>
+        </w:rPr>
+      </w:r>
+    </w:p>
+    <w:p>
       <w:pPr>
         <w:pStyle w:val="Heading1"/>
       </w:pPr>
@@ -90,7 +133,7 @@
         <w:rPr>
           <w:lang w:val="zh_CN" w:bidi="zh_CN"/>
         </w:rPr>
-        <w:t>关键词 (SRV)</w:t>
+        <w:t>Familiarization, Internalization, Articulation (Fia) Terms</w:t>
       </w:r>
     </w:p>
     <w:p>
@@ -218,36 +261,54 @@
         </w:rPr>
         <w:t>这个词是一个</w:t>
       </w:r>
-      <w:r>
-        <w:rPr>
-          <w:lang w:val="zh_CN" w:bidi="zh_CN"/>
-        </w:rPr>
-        <w:t>希腊</w:t>
-      </w:r>
+      <w:hyperlink r:id="rId15">
+        <w:r>
+          <w:rPr>
+            <w:lang w:val="zh_CN" w:bidi="zh_CN"/>
+          </w:rPr>
+          <w:rPr>
+            <w:color w:val="0000EE"/>
+            <w:u w:val="single"/>
+          </w:rPr>
+          <w:t>希腊</w:t>
+        </w:r>
+      </w:hyperlink>
       <w:r>
         <w:rPr>
           <w:lang w:val="zh_CN" w:bidi="zh_CN"/>
         </w:rPr>
         <w:t>词的翻译，字面意思是"好消息"。圣经中的</w:t>
       </w:r>
-      <w:r>
-        <w:rPr>
-          <w:lang w:val="zh_CN" w:bidi="zh_CN"/>
-        </w:rPr>
-        <w:t>好消息</w:t>
-      </w:r>
+      <w:hyperlink r:id="rId16">
+        <w:r>
+          <w:rPr>
+            <w:lang w:val="zh_CN" w:bidi="zh_CN"/>
+          </w:rPr>
+          <w:rPr>
+            <w:color w:val="0000EE"/>
+            <w:u w:val="single"/>
+          </w:rPr>
+          <w:t>好消息</w:t>
+        </w:r>
+      </w:hyperlink>
       <w:r>
         <w:rPr>
           <w:lang w:val="zh_CN" w:bidi="zh_CN"/>
         </w:rPr>
         <w:t>是神已经设立了一条拯救人的道路。在新约中，我们清楚地知道，神拯救祂子民的方式是通过耶稣的死和</w:t>
       </w:r>
-      <w:r>
-        <w:rPr>
-          <w:lang w:val="zh_CN" w:bidi="zh_CN"/>
-        </w:rPr>
-        <w:t>复活</w:t>
-      </w:r>
+      <w:hyperlink r:id="rId17">
+        <w:r>
+          <w:rPr>
+            <w:lang w:val="zh_CN" w:bidi="zh_CN"/>
+          </w:rPr>
+          <w:rPr>
+            <w:color w:val="0000EE"/>
+            <w:u w:val="single"/>
+          </w:rPr>
+          <w:t>复活</w:t>
+        </w:r>
+      </w:hyperlink>
       <w:r>
         <w:rPr>
           <w:lang w:val="zh_CN" w:bidi="zh_CN"/>
@@ -268,12 +329,18 @@
         </w:rPr>
         <w:t>在圣经中有关耶稣生平的部分：马太福音、马可福音、路加福音和约翰福音，我们有时也会听到关于福音，或关于"国度的好消息"。当时，耶稣尚未为拯救世人而受死。这里的好消息意味着</w:t>
       </w:r>
-      <w:r>
-        <w:rPr>
-          <w:lang w:val="zh_CN" w:bidi="zh_CN"/>
-        </w:rPr>
-        <w:t>神的国</w:t>
-      </w:r>
+      <w:hyperlink r:id="rId18">
+        <w:r>
+          <w:rPr>
+            <w:lang w:val="zh_CN" w:bidi="zh_CN"/>
+          </w:rPr>
+          <w:rPr>
+            <w:color w:val="0000EE"/>
+            <w:u w:val="single"/>
+          </w:rPr>
+          <w:t>神的国</w:t>
+        </w:r>
+      </w:hyperlink>
       <w:r>
         <w:rPr>
           <w:lang w:val="zh_CN" w:bidi="zh_CN"/>
@@ -294,12 +361,18 @@
         </w:rPr>
         <w:t>在</w:t>
       </w:r>
-      <w:r>
-        <w:rPr>
-          <w:lang w:val="zh_CN" w:bidi="zh_CN"/>
-        </w:rPr>
-        <w:t>教会</w:t>
-      </w:r>
+      <w:hyperlink r:id="rId19">
+        <w:r>
+          <w:rPr>
+            <w:lang w:val="zh_CN" w:bidi="zh_CN"/>
+          </w:rPr>
+          <w:rPr>
+            <w:color w:val="0000EE"/>
+            <w:u w:val="single"/>
+          </w:rPr>
+          <w:t>教会</w:t>
+        </w:r>
+      </w:hyperlink>
       <w:r>
         <w:rPr>
           <w:lang w:val="zh_CN" w:bidi="zh_CN"/>
@@ -333,12 +406,23 @@
         <w:rPr>
           <w:lang w:val="zh_CN" w:bidi="zh_CN"/>
         </w:rPr>
-        <w:t>复活</w:t>
-      </w:r>
-      <w:r>
-        <w:rPr>
-          <w:lang w:val="zh_CN" w:bidi="zh_CN"/>
-        </w:rPr>
+        <w:t>福音</w:t>
+      </w:r>
+      <w:r>
+        <w:rPr>
+          <w:lang w:val="zh_CN" w:bidi="zh_CN"/>
+        </w:rPr>
+      </w:r>
+    </w:p>
+    <w:p>
+      <w:pPr>
+        <w:pStyle w:val="Heading4"/>
+      </w:pPr>
+      <w:r>
+        <w:rPr>
+          <w:lang w:val="zh_CN" w:bidi="zh_CN"/>
+        </w:rPr>
+        <w:t>Audio Content</w:t>
       </w:r>
     </w:p>
     <w:p>
@@ -348,61 +432,33 @@
           <w:lang w:val="zh_CN" w:bidi="zh_CN"/>
         </w:rPr>
       </w:r>
-      <w:r>
-        <w:rPr>
-          <w:lang w:val="zh_CN" w:bidi="zh_CN"/>
-        </w:rPr>
-        <w:t>耶稣死后，三天后祂复活了。 我们说祂</w:t>
-      </w:r>
-      <w:r>
-        <w:rPr>
-          <w:b/>
-          <w:lang w:val="zh_CN" w:bidi="zh_CN"/>
-        </w:rPr>
-        <w:t>复活</w:t>
-      </w:r>
-      <w:r>
-        <w:rPr>
-          <w:lang w:val="zh_CN" w:bidi="zh_CN"/>
-        </w:rPr>
-        <w:t>了。 耶稣再次活过来的事件被称为</w:t>
-      </w:r>
-      <w:r>
-        <w:rPr>
-          <w:b/>
-          <w:lang w:val="zh_CN" w:bidi="zh_CN"/>
-        </w:rPr>
-        <w:t>复活</w:t>
-      </w:r>
-      <w:r>
-        <w:rPr>
-          <w:lang w:val="zh_CN" w:bidi="zh_CN"/>
-        </w:rPr>
-        <w:t>。 耶稣以一个完整的人，一个身体，再次活了过来！ 祂不只是一个</w:t>
-      </w:r>
-      <w:r>
-        <w:rPr>
-          <w:lang w:val="zh_CN" w:bidi="zh_CN"/>
-        </w:rPr>
-        <w:t>灵</w:t>
-      </w:r>
-      <w:r>
-        <w:rPr>
-          <w:lang w:val="zh_CN" w:bidi="zh_CN"/>
-        </w:rPr>
-        <w:t>，因为人们可以触摸到耶稣。 耶稣也与祂的</w:t>
-      </w:r>
-      <w:r>
-        <w:rPr>
-          <w:lang w:val="zh_CN" w:bidi="zh_CN"/>
-        </w:rPr>
-        <w:t>门徒们</w:t>
-      </w:r>
-      <w:r>
-        <w:rPr>
-          <w:lang w:val="zh_CN" w:bidi="zh_CN"/>
-        </w:rPr>
-        <w:t>一起进食。</w:t>
+      <w:hyperlink r:id="rId20">
+        <w:r>
+          <w:rPr>
+            <w:lang w:val="zh_CN" w:bidi="zh_CN"/>
+          </w:rPr>
+          <w:rPr>
+            <w:color w:val="0000EE"/>
+            <w:u w:val="single"/>
+          </w:rPr>
+          <w:t>mp3 file</w:t>
+        </w:r>
+      </w:hyperlink>
+      <w:r>
+        <w:rPr>
+          <w:lang w:val="zh_CN" w:bidi="zh_CN"/>
+        </w:rPr>
+        <w:t xml:space="preserve"> (None KB)</w:t>
+      </w:r>
+      <w:r>
+        <w:rPr>
+          <w:lang w:val="zh_CN" w:bidi="zh_CN"/>
+        </w:rPr>
+      </w:r>
+      <w:r>
+        <w:rPr>
+          <w:lang w:val="zh_CN" w:bidi="zh_CN"/>
+        </w:rPr>
       </w:r>
     </w:p>
     <w:p>
@@ -412,35 +468,218 @@
           <w:lang w:val="zh_CN" w:bidi="zh_CN"/>
         </w:rPr>
       </w:r>
+    </w:p>
+    <w:p>
+      <w:pPr>
+        <w:pStyle w:val="Heading2"/>
+      </w:pPr>
+      <w:r>
+        <w:rPr>
+          <w:lang w:val="zh_CN" w:bidi="zh_CN"/>
+        </w:rPr>
+        <w:t>复活</w:t>
+      </w:r>
+      <w:r>
+        <w:rPr>
+          <w:lang w:val="zh_CN" w:bidi="zh_CN"/>
+        </w:rPr>
+      </w:r>
+    </w:p>
+    <w:p>
+      <w:pPr/>
+      <w:r>
+        <w:rPr>
+          <w:lang w:val="zh_CN" w:bidi="zh_CN"/>
+        </w:rPr>
+      </w:r>
+      <w:r>
+        <w:rPr>
+          <w:lang w:val="zh_CN" w:bidi="zh_CN"/>
+        </w:rPr>
+        <w:t>耶稣死后，三天后祂复活了。 我们说祂</w:t>
+      </w:r>
+      <w:r>
+        <w:rPr>
+          <w:b/>
+          <w:lang w:val="zh_CN" w:bidi="zh_CN"/>
+        </w:rPr>
+        <w:t>复活</w:t>
+      </w:r>
+      <w:r>
+        <w:rPr>
+          <w:lang w:val="zh_CN" w:bidi="zh_CN"/>
+        </w:rPr>
+        <w:t>了。 耶稣再次活过来的事件被称为</w:t>
+      </w:r>
+      <w:r>
+        <w:rPr>
+          <w:b/>
+          <w:lang w:val="zh_CN" w:bidi="zh_CN"/>
+        </w:rPr>
+        <w:t>复活</w:t>
+      </w:r>
+      <w:r>
+        <w:rPr>
+          <w:lang w:val="zh_CN" w:bidi="zh_CN"/>
+        </w:rPr>
+        <w:t>。 耶稣以一个完整的人，一个身体，再次活了过来！ 祂不只是一个</w:t>
+      </w:r>
+      <w:hyperlink r:id="rId21">
+        <w:r>
+          <w:rPr>
+            <w:lang w:val="zh_CN" w:bidi="zh_CN"/>
+          </w:rPr>
+          <w:rPr>
+            <w:color w:val="0000EE"/>
+            <w:u w:val="single"/>
+          </w:rPr>
+          <w:t>灵</w:t>
+        </w:r>
+      </w:hyperlink>
+      <w:r>
+        <w:rPr>
+          <w:lang w:val="zh_CN" w:bidi="zh_CN"/>
+        </w:rPr>
+        <w:t>，因为人们可以触摸到耶稣。 耶稣也与祂的</w:t>
+      </w:r>
+      <w:hyperlink r:id="rId22">
+        <w:r>
+          <w:rPr>
+            <w:lang w:val="zh_CN" w:bidi="zh_CN"/>
+          </w:rPr>
+          <w:rPr>
+            <w:color w:val="0000EE"/>
+            <w:u w:val="single"/>
+          </w:rPr>
+          <w:t>门徒们</w:t>
+        </w:r>
+      </w:hyperlink>
+      <w:r>
+        <w:rPr>
+          <w:lang w:val="zh_CN" w:bidi="zh_CN"/>
+        </w:rPr>
+        <w:t>一起进食。</w:t>
+      </w:r>
+    </w:p>
+    <w:p>
+      <w:pPr/>
+      <w:r>
+        <w:rPr>
+          <w:lang w:val="zh_CN" w:bidi="zh_CN"/>
+        </w:rPr>
+      </w:r>
       <w:r>
         <w:rPr>
           <w:lang w:val="zh_CN" w:bidi="zh_CN"/>
         </w:rPr>
         <w:t>当耶稣将再来作为</w:t>
       </w:r>
-      <w:r>
-        <w:rPr>
-          <w:lang w:val="zh_CN" w:bidi="zh_CN"/>
-        </w:rPr>
-        <w:t>王</w:t>
-      </w:r>
+      <w:hyperlink r:id="rId23">
+        <w:r>
+          <w:rPr>
+            <w:lang w:val="zh_CN" w:bidi="zh_CN"/>
+          </w:rPr>
+          <w:rPr>
+            <w:color w:val="0000EE"/>
+            <w:u w:val="single"/>
+          </w:rPr>
+          <w:t>王</w:t>
+        </w:r>
+      </w:hyperlink>
       <w:r>
         <w:rPr>
           <w:lang w:val="zh_CN" w:bidi="zh_CN"/>
         </w:rPr>
         <w:t>永远统治时，神所拣选接纳的人将再次活过来，并接受一个新的身体——一个永远不会再死的身体！ 这个事件被称为</w:t>
       </w:r>
-      <w:r>
-        <w:rPr>
-          <w:lang w:val="zh_CN" w:bidi="zh_CN"/>
-        </w:rPr>
-        <w:t>信徒们</w:t>
-      </w:r>
+      <w:hyperlink r:id="rId24">
+        <w:r>
+          <w:rPr>
+            <w:lang w:val="zh_CN" w:bidi="zh_CN"/>
+          </w:rPr>
+          <w:rPr>
+            <w:color w:val="0000EE"/>
+            <w:u w:val="single"/>
+          </w:rPr>
+          <w:t>信徒们</w:t>
+        </w:r>
+      </w:hyperlink>
       <w:r>
         <w:rPr>
           <w:lang w:val="zh_CN" w:bidi="zh_CN"/>
         </w:rPr>
         <w:t>的复活。 因为耶稣复活了，我们可以肯定神也会使我们再次活过来。</w:t>
+      </w:r>
+      <w:r>
+        <w:rPr>
+          <w:lang w:val="zh_CN" w:bidi="zh_CN"/>
+        </w:rPr>
+      </w:r>
+      <w:r>
+        <w:rPr>
+          <w:lang w:val="zh_CN" w:bidi="zh_CN"/>
+        </w:rPr>
+      </w:r>
+    </w:p>
+    <w:p>
+      <w:pPr/>
+      <w:r>
+        <w:rPr>
+          <w:lang w:val="zh_CN" w:bidi="zh_CN"/>
+        </w:rPr>
+      </w:r>
+    </w:p>
+    <w:p>
+      <w:pPr>
+        <w:pStyle w:val="Heading2"/>
+      </w:pPr>
+      <w:r>
+        <w:rPr>
+          <w:lang w:val="zh_CN" w:bidi="zh_CN"/>
+        </w:rPr>
+        <w:t>复活</w:t>
+      </w:r>
+      <w:r>
+        <w:rPr>
+          <w:lang w:val="zh_CN" w:bidi="zh_CN"/>
+        </w:rPr>
+      </w:r>
+    </w:p>
+    <w:p>
+      <w:pPr>
+        <w:pStyle w:val="Heading4"/>
+      </w:pPr>
+      <w:r>
+        <w:rPr>
+          <w:lang w:val="zh_CN" w:bidi="zh_CN"/>
+        </w:rPr>
+        <w:t>Audio Content</w:t>
+      </w:r>
+    </w:p>
+    <w:p>
+      <w:pPr/>
+      <w:r>
+        <w:rPr>
+          <w:lang w:val="zh_CN" w:bidi="zh_CN"/>
+        </w:rPr>
+      </w:r>
+      <w:hyperlink r:id="rId20">
+        <w:r>
+          <w:rPr>
+            <w:lang w:val="zh_CN" w:bidi="zh_CN"/>
+          </w:rPr>
+          <w:rPr>
+            <w:color w:val="0000EE"/>
+            <w:u w:val="single"/>
+          </w:rPr>
+          <w:t>mp3 file</w:t>
+        </w:r>
+      </w:hyperlink>
+      <w:r>
+        <w:rPr>
+          <w:lang w:val="zh_CN" w:bidi="zh_CN"/>
+        </w:rPr>
+        <w:t xml:space="preserve"> (None KB)</w:t>
       </w:r>
       <w:r>
         <w:rPr>

--- a/zhs/docx/018.content.docx
+++ b/zhs/docx/018.content.docx
@@ -39,80 +39,37 @@
           <w:b/>
           <w:lang w:val="zh_CN" w:bidi="zh_CN"/>
         </w:rPr>
-        <w:t>Familiarization, Internalization, Articulation (Fia) Terms</w:t>
-      </w:r>
-      <w:r>
-        <w:rPr>
-          <w:lang w:val="zh_CN" w:bidi="zh_CN"/>
-        </w:rPr>
-        <w:t xml:space="preserve"> (Chinese (Simplified)) is based on: </w:t>
-      </w:r>
-      <w:r>
-        <w:rPr>
-          <w:lang w:val="zh_CN" w:bidi="zh_CN"/>
-        </w:rPr>
-        <w:t>Familiarization, Internalization, Articulation (Fia) Terms</w:t>
-      </w:r>
-      <w:r>
-        <w:rPr>
-          <w:lang w:val="zh_CN" w:bidi="zh_CN"/>
-        </w:rPr>
-        <w:t xml:space="preserve">, </w:t>
-      </w:r>
-      <w:hyperlink r:id="rId13">
-        <w:r>
-          <w:rPr>
-            <w:lang w:val="zh_CN" w:bidi="zh_CN"/>
-          </w:rPr>
-          <w:rPr>
-            <w:color w:val="0000EE"/>
-            <w:u w:val="single"/>
-          </w:rPr>
-          <w:t>SRV Partners</w:t>
-        </w:r>
-      </w:hyperlink>
-      <w:r>
-        <w:rPr>
-          <w:lang w:val="zh_CN" w:bidi="zh_CN"/>
-        </w:rPr>
-        <w:t xml:space="preserve">, 2023, which is licensed under a </w:t>
-      </w:r>
-      <w:hyperlink r:id="rId14">
-        <w:r>
-          <w:rPr>
-            <w:lang w:val="zh_CN" w:bidi="zh_CN"/>
-          </w:rPr>
-          <w:rPr>
-            <w:color w:val="0000EE"/>
-            <w:u w:val="single"/>
-          </w:rPr>
-          <w:t>CC BY-SA 4.0 license</w:t>
-        </w:r>
-      </w:hyperlink>
-      <w:r>
-        <w:rPr>
-          <w:lang w:val="zh_CN" w:bidi="zh_CN"/>
-        </w:rPr>
-        <w:t>.</w:t>
-      </w:r>
-      <w:r>
-        <w:rPr>
-          <w:lang w:val="zh_CN" w:bidi="zh_CN"/>
-        </w:rPr>
-      </w:r>
-    </w:p>
-    <w:p>
-      <w:pPr/>
-      <w:r>
-        <w:rPr>
-          <w:lang w:val="zh_CN" w:bidi="zh_CN"/>
-        </w:rPr>
-      </w:r>
-      <w:r>
-        <w:rPr>
-          <w:lang w:val="zh_CN" w:bidi="zh_CN"/>
-        </w:rPr>
-        <w:t>This PDF version is provided under the same license.</w:t>
+        <w:t>Familiarization, Internalization, Articulation (FIA) Key Terms</w:t>
+      </w:r>
+      <w:r>
+        <w:rPr>
+          <w:lang w:val="zh_CN" w:bidi="zh_CN"/>
+        </w:rPr>
+        <w:t xml:space="preserve"> © 2023 SRV Partners Released under CC BY-SA 4.0 license. </w:t>
+      </w:r>
+      <w:r>
+        <w:rPr>
+          <w:lang w:val="zh_CN" w:bidi="zh_CN"/>
+        </w:rPr>
+        <w:t>Familiarization, Internalization, Articulation (FIA) Key Terms</w:t>
+      </w:r>
+      <w:r>
+        <w:rPr>
+          <w:lang w:val="zh_CN" w:bidi="zh_CN"/>
+        </w:rPr>
+        <w:t xml:space="preserve"> has been adapted in the following languages Tok Pisin, عربي, Français, हिंदी, Bahasa Indonesia, Português, Русский, Español, Kiswahili, 简体中文 from </w:t>
+      </w:r>
+      <w:r>
+        <w:rPr>
+          <w:lang w:val="zh_CN" w:bidi="zh_CN"/>
+        </w:rPr>
+        <w:t>Familiarization, Internalization, Articulation (FIA)</w:t>
+      </w:r>
+      <w:r>
+        <w:rPr>
+          <w:lang w:val="zh_CN" w:bidi="zh_CN"/>
+        </w:rPr>
+        <w:t xml:space="preserve"> © 2023 SRV Partners. Released under CC BY-SA 4.0 license by Mission Mutual</w:t>
       </w:r>
       <w:r>
         <w:rPr>
@@ -261,7 +218,7 @@
         </w:rPr>
         <w:t>这个词是一个</w:t>
       </w:r>
-      <w:hyperlink r:id="rId15">
+      <w:hyperlink r:id="rId13">
         <w:r>
           <w:rPr>
             <w:lang w:val="zh_CN" w:bidi="zh_CN"/>
@@ -279,7 +236,7 @@
         </w:rPr>
         <w:t>词的翻译，字面意思是"好消息"。圣经中的</w:t>
       </w:r>
-      <w:hyperlink r:id="rId16">
+      <w:hyperlink r:id="rId14">
         <w:r>
           <w:rPr>
             <w:lang w:val="zh_CN" w:bidi="zh_CN"/>
@@ -297,7 +254,7 @@
         </w:rPr>
         <w:t>是神已经设立了一条拯救人的道路。在新约中，我们清楚地知道，神拯救祂子民的方式是通过耶稣的死和</w:t>
       </w:r>
-      <w:hyperlink r:id="rId17">
+      <w:hyperlink r:id="rId15">
         <w:r>
           <w:rPr>
             <w:lang w:val="zh_CN" w:bidi="zh_CN"/>
@@ -329,7 +286,7 @@
         </w:rPr>
         <w:t>在圣经中有关耶稣生平的部分：马太福音、马可福音、路加福音和约翰福音，我们有时也会听到关于福音，或关于"国度的好消息"。当时，耶稣尚未为拯救世人而受死。这里的好消息意味着</w:t>
       </w:r>
-      <w:hyperlink r:id="rId18">
+      <w:hyperlink r:id="rId16">
         <w:r>
           <w:rPr>
             <w:lang w:val="zh_CN" w:bidi="zh_CN"/>
@@ -361,7 +318,7 @@
         </w:rPr>
         <w:t>在</w:t>
       </w:r>
-      <w:hyperlink r:id="rId19">
+      <w:hyperlink r:id="rId17">
         <w:r>
           <w:rPr>
             <w:lang w:val="zh_CN" w:bidi="zh_CN"/>
@@ -432,7 +389,7 @@
           <w:lang w:val="zh_CN" w:bidi="zh_CN"/>
         </w:rPr>
       </w:r>
-      <w:hyperlink r:id="rId20">
+      <w:hyperlink r:id="rId18">
         <w:r>
           <w:rPr>
             <w:lang w:val="zh_CN" w:bidi="zh_CN"/>
@@ -524,7 +481,7 @@
         </w:rPr>
         <w:t>。 耶稣以一个完整的人，一个身体，再次活了过来！ 祂不只是一个</w:t>
       </w:r>
-      <w:hyperlink r:id="rId21">
+      <w:hyperlink r:id="rId19">
         <w:r>
           <w:rPr>
             <w:lang w:val="zh_CN" w:bidi="zh_CN"/>
@@ -542,7 +499,7 @@
         </w:rPr>
         <w:t>，因为人们可以触摸到耶稣。 耶稣也与祂的</w:t>
       </w:r>
-      <w:hyperlink r:id="rId22">
+      <w:hyperlink r:id="rId20">
         <w:r>
           <w:rPr>
             <w:lang w:val="zh_CN" w:bidi="zh_CN"/>
@@ -574,7 +531,7 @@
         </w:rPr>
         <w:t>当耶稣将再来作为</w:t>
       </w:r>
-      <w:hyperlink r:id="rId23">
+      <w:hyperlink r:id="rId21">
         <w:r>
           <w:rPr>
             <w:lang w:val="zh_CN" w:bidi="zh_CN"/>
@@ -592,7 +549,7 @@
         </w:rPr>
         <w:t>永远统治时，神所拣选接纳的人将再次活过来，并接受一个新的身体——一个永远不会再死的身体！ 这个事件被称为</w:t>
       </w:r>
-      <w:hyperlink r:id="rId24">
+      <w:hyperlink r:id="rId22">
         <w:r>
           <w:rPr>
             <w:lang w:val="zh_CN" w:bidi="zh_CN"/>
@@ -663,7 +620,7 @@
           <w:lang w:val="zh_CN" w:bidi="zh_CN"/>
         </w:rPr>
       </w:r>
-      <w:hyperlink r:id="rId20">
+      <w:hyperlink r:id="rId18">
         <w:r>
           <w:rPr>
             <w:lang w:val="zh_CN" w:bidi="zh_CN"/>

--- a/zhs/docx/018.content.docx
+++ b/zhs/docx/018.content.docx
@@ -45,7 +45,7 @@
         <w:rPr>
           <w:lang w:val="zh_CN" w:bidi="zh_CN"/>
         </w:rPr>
-        <w:t xml:space="preserve"> © 2023 SRV Partners Released under CC BY-SA 4.0 license. </w:t>
+        <w:t xml:space="preserve"> © 2025 Word Collective Released under CC BY-SA 4.0 license. </w:t>
       </w:r>
       <w:r>
         <w:rPr>
@@ -69,7 +69,7 @@
         <w:rPr>
           <w:lang w:val="zh_CN" w:bidi="zh_CN"/>
         </w:rPr>
-        <w:t xml:space="preserve"> © 2023 SRV Partners. Released under CC BY-SA 4.0 license by Mission Mutual</w:t>
+        <w:t xml:space="preserve"> © 2025 Word Collective. Released under CC BY-SA 4.0 license by Mission Mutual</w:t>
       </w:r>
       <w:r>
         <w:rPr>
